--- a/worksheets/PF_L07_RevisionHQ_Worksheet.docx
+++ b/worksheets/PF_L07_RevisionHQ_Worksheet.docx
@@ -5818,7 +5818,17 @@
                 <w:sz w:val="21"/>
                 <w:szCs w:val="21"/>
               </w:rPr>
-              <w:t xml:space="preserve">a)  State the difference between a count-controlled loop and a condition-controlled loop.  </w:t>
+              <w:t xml:space="preserve">a)  </w:t>
+            </w:r>
+            <w:r>
+              <w:rPr>
+                <w:rFonts w:ascii="Arial" w:cs="Arial" w:eastAsia="Arial" w:hAnsi="Arial"/>
+                <w:b/>
+                <w:bCs/>
+                <w:sz w:val="21"/>
+                <w:szCs w:val="21"/>
+              </w:rPr>
+              <w:t xml:space="preserve">State the difference between a count-controlled loop and a condition-controlled loop.  </w:t>
             </w:r>
             <w:r>
               <w:rPr>
@@ -5933,7 +5943,17 @@
                 <w:sz w:val="21"/>
                 <w:szCs w:val="21"/>
               </w:rPr>
-              <w:t xml:space="preserve">b)  A club stores its members in a table called Members, with the fields MemberID, Name, Year and Paid. Write an SQL query that returns the name of every member in Year 10 who has not paid.  </w:t>
+              <w:t xml:space="preserve">b)  </w:t>
+            </w:r>
+            <w:r>
+              <w:rPr>
+                <w:rFonts w:ascii="Arial" w:cs="Arial" w:eastAsia="Arial" w:hAnsi="Arial"/>
+                <w:b/>
+                <w:bCs/>
+                <w:sz w:val="21"/>
+                <w:szCs w:val="21"/>
+              </w:rPr>
+              <w:t xml:space="preserve">A club stores its members in a table called Members, with the fields MemberID, Name, Year and Paid. Write an SQL query that returns the name of every member in Year 10 who has not paid.  </w:t>
             </w:r>
             <w:r>
               <w:rPr>
@@ -6085,7 +6105,17 @@
                 <w:sz w:val="21"/>
                 <w:szCs w:val="21"/>
               </w:rPr>
-              <w:t xml:space="preserve">c)  Eight runners' names are stored in a file. Write an algorithm that gives each runner a different lane from 1 to 8, chosen at random, and outputs the finished draw. Use the OCR Exam Reference Language or a language you know.  </w:t>
+              <w:t xml:space="preserve">c)  </w:t>
+            </w:r>
+            <w:r>
+              <w:rPr>
+                <w:rFonts w:ascii="Arial" w:cs="Arial" w:eastAsia="Arial" w:hAnsi="Arial"/>
+                <w:b/>
+                <w:bCs/>
+                <w:sz w:val="21"/>
+                <w:szCs w:val="21"/>
+              </w:rPr>
+              <w:t xml:space="preserve">Eight runners' names are stored in a file. Write an algorithm that gives each runner a different lane from 1 to 8, chosen at random, and outputs the finished draw. Use the OCR Exam Reference Language or a language you know.  </w:t>
             </w:r>
             <w:r>
               <w:rPr>
